--- a/swh/docx/021.content.docx
+++ b/swh/docx/021.content.docx
@@ -13993,7 +13993,14 @@
         <w:rPr>
           <w:lang w:val="sw_KE" w:bidi="sw_KE"/>
         </w:rPr>
-        <w:t>Kwenye kundi la kwanza, Mathayo anataja wanawake watatu: Tamari, Rahabu, na Ruthu. Katika kundi la pili, anamtaja Bathsheba. Kujumuisha wanawake katika ukoo si jambo la kawaida, na ni la kushangaza zaidi kwa sababu wanawake hawa wanne wana historia tata. Tamari alihusika katika ndoa ya kifamilia, Rahabu alikuwa kahaba, Ruthu alikuwa Mmoabi, na Bathsheba alihusika katika uzinzi.</w:t>
+        <w:t>Kwenye kundi la kwanza, Mathayo anataja wanawake watatu: Tamari, Rahabu, na Ruthu. Katika kundi la pili, anamtaja Bathsheba. Kwa kawaida, orodha za ukoo za wakati huo hazikutaja kabisa wanawake. Kwa hiyo, inashangaza zaidi kuona kwamba wanawake hawa wote wanne walihusishwa na hali zilizokuwa zisizo za kawaida, na katika baadhi ya matukio zilizoonekana kuwa za aibu kulingana na utamaduni wa wakati huo.</w:t>
+        <w:br/>
+      </w:r>
+      <w:r>
+        <w:rPr>
+          <w:lang w:val="sw_KE" w:bidi="sw_KE"/>
+        </w:rPr>
+        <w:t>Tamari alizaa watoto na Yuda, baba mkwe wake. Rahabu alikuwa kahaba huko Yeriko. Ruthu alikuwa mgeni, mwanamke kutoka Moabu. Bathsheba alipachikwa mimba na Daudi wakati bado alikuwa ameolewa na Uria.</w:t>
       </w:r>
     </w:p>
     <w:p>
